--- a/Dars materiallari 2025-2026/Sun'iy intellekt asoslari 2025-2026/2.1 PyQt5 paketi va uning imkoniyatlari bilan tanishish/2.1 PyQt5 paketi va uning imkoniyatlari bilan tanishish.docx
+++ b/Dars materiallari 2025-2026/Sun'iy intellekt asoslari 2025-2026/2.1 PyQt5 paketi va uning imkoniyatlari bilan tanishish/2.1 PyQt5 paketi va uning imkoniyatlari bilan tanishish.docx
@@ -1,6 +1,6 @@
 
 <file path=word/document.xml><?xml version="1.0" encoding="utf-8"?>
-<w:document xmlns:wpc="http://schemas.microsoft.com/office/word/2010/wordprocessingCanvas" xmlns:cx="http://schemas.microsoft.com/office/drawing/2014/chartex" xmlns:cx1="http://schemas.microsoft.com/office/drawing/2015/9/8/chartex" xmlns:cx2="http://schemas.microsoft.com/office/drawing/2015/10/21/chartex" xmlns:cx3="http://schemas.microsoft.com/office/drawing/2016/5/9/chartex" xmlns:cx4="http://schemas.microsoft.com/office/drawing/2016/5/10/chartex" xmlns:cx5="http://schemas.microsoft.com/office/drawing/2016/5/11/chartex" xmlns:cx6="http://schemas.microsoft.com/office/drawing/2016/5/12/chartex" xmlns:cx7="http://schemas.microsoft.com/office/drawing/2016/5/13/chartex" xmlns:cx8="http://schemas.microsoft.com/office/drawing/2016/5/14/chartex" xmlns:mc="http://schemas.openxmlformats.org/markup-compatibility/2006" xmlns:aink="http://schemas.microsoft.com/office/drawing/2016/ink" xmlns:am3d="http://schemas.microsoft.com/office/drawing/2017/model3d" xmlns:o="urn:schemas-microsoft-com:office:office" xmlns:r="http://schemas.openxmlformats.org/officeDocument/2006/relationships" xmlns:m="http://schemas.openxmlformats.org/officeDocument/2006/math" xmlns:v="urn:schemas-microsoft-com:vml" xmlns:wp14="http://schemas.microsoft.com/office/word/2010/wordprocessingDrawing" xmlns:wp="http://schemas.openxmlformats.org/drawingml/2006/wordprocessingDrawing" xmlns:w10="urn:schemas-microsoft-com:office:word" xmlns:w="http://schemas.openxmlformats.org/wordprocessingml/2006/main" xmlns:w14="http://schemas.microsoft.com/office/word/2010/wordml" xmlns:w15="http://schemas.microsoft.com/office/word/2012/wordml" xmlns:w16cex="http://schemas.microsoft.com/office/word/2018/wordml/cex" xmlns:w16cid="http://schemas.microsoft.com/office/word/2016/wordml/cid" xmlns:w16="http://schemas.microsoft.com/office/word/2018/wordml" xmlns:w16se="http://schemas.microsoft.com/office/word/2015/wordml/symex" xmlns:wpg="http://schemas.microsoft.com/office/word/2010/wordprocessingGroup" xmlns:wpi="http://schemas.microsoft.com/office/word/2010/wordprocessingInk" xmlns:wne="http://schemas.microsoft.com/office/word/2006/wordml" xmlns:wps="http://schemas.microsoft.com/office/word/2010/wordprocessingShape" mc:Ignorable="w14 w15 w16se w16cid w16 w16cex wp14">
+<w:document xmlns:wpc="http://schemas.microsoft.com/office/word/2010/wordprocessingCanvas" xmlns:cx="http://schemas.microsoft.com/office/drawing/2014/chartex" xmlns:cx1="http://schemas.microsoft.com/office/drawing/2015/9/8/chartex" xmlns:cx2="http://schemas.microsoft.com/office/drawing/2015/10/21/chartex" xmlns:cx3="http://schemas.microsoft.com/office/drawing/2016/5/9/chartex" xmlns:cx4="http://schemas.microsoft.com/office/drawing/2016/5/10/chartex" xmlns:cx5="http://schemas.microsoft.com/office/drawing/2016/5/11/chartex" xmlns:cx6="http://schemas.microsoft.com/office/drawing/2016/5/12/chartex" xmlns:cx7="http://schemas.microsoft.com/office/drawing/2016/5/13/chartex" xmlns:cx8="http://schemas.microsoft.com/office/drawing/2016/5/14/chartex" xmlns:mc="http://schemas.openxmlformats.org/markup-compatibility/2006" xmlns:aink="http://schemas.microsoft.com/office/drawing/2016/ink" xmlns:am3d="http://schemas.microsoft.com/office/drawing/2017/model3d" xmlns:o="urn:schemas-microsoft-com:office:office" xmlns:r="http://schemas.openxmlformats.org/officeDocument/2006/relationships" xmlns:m="http://schemas.openxmlformats.org/officeDocument/2006/math" xmlns:v="urn:schemas-microsoft-com:vml" xmlns:wp14="http://schemas.microsoft.com/office/word/2010/wordprocessingDrawing" xmlns:wp="http://schemas.openxmlformats.org/drawingml/2006/wordprocessingDrawing" xmlns:w10="urn:schemas-microsoft-com:office:word" xmlns:w="http://schemas.openxmlformats.org/wordprocessingml/2006/main" xmlns:w14="http://schemas.microsoft.com/office/word/2010/wordml" xmlns:w15="http://schemas.microsoft.com/office/word/2012/wordml" xmlns:w16cex="http://schemas.microsoft.com/office/word/2018/wordml/cex" xmlns:w16cid="http://schemas.microsoft.com/office/word/2016/wordml/cid" xmlns:w16="http://schemas.microsoft.com/office/word/2018/wordml" xmlns:w16sdtdh="http://schemas.microsoft.com/office/word/2020/wordml/sdtdatahash" xmlns:w16se="http://schemas.microsoft.com/office/word/2015/wordml/symex" xmlns:wpg="http://schemas.microsoft.com/office/word/2010/wordprocessingGroup" xmlns:wpi="http://schemas.microsoft.com/office/word/2010/wordprocessingInk" xmlns:wne="http://schemas.microsoft.com/office/word/2006/wordml" xmlns:wps="http://schemas.microsoft.com/office/word/2010/wordprocessingShape" mc:Ignorable="w14 w15 w16se w16cid w16 w16cex w16sdtdh wp14">
   <w:body>
     <w:p>
       <w:pPr>
@@ -4129,53 +4129,180 @@
           <w:lang w:val="en-US"/>
         </w:rPr>
       </w:pPr>
-      <w:proofErr w:type="spellStart"/>
-      <w:r>
-        <w:t>Bu</w:t>
-      </w:r>
-      <w:proofErr w:type="spellEnd"/>
-      <w:r>
-        <w:t xml:space="preserve"> </w:t>
-      </w:r>
-      <w:proofErr w:type="spellStart"/>
-      <w:r>
+      <w:r>
+        <w:rPr>
+          <w:lang w:val="en-US"/>
+        </w:rPr>
+        <w:t xml:space="preserve">Bu </w:t>
+      </w:r>
+      <w:proofErr w:type="spellStart"/>
+      <w:r>
+        <w:rPr>
+          <w:lang w:val="en-US"/>
+        </w:rPr>
         <w:t>buyruq</w:t>
       </w:r>
       <w:proofErr w:type="spellEnd"/>
       <w:r>
-        <w:t xml:space="preserve"> </w:t>
-      </w:r>
-      <w:proofErr w:type="spellStart"/>
-      <w:r>
+        <w:rPr>
+          <w:lang w:val="en-US"/>
+        </w:rPr>
+        <w:t xml:space="preserve"> </w:t>
+      </w:r>
+      <w:proofErr w:type="spellStart"/>
+      <w:r>
+        <w:rPr>
+          <w:lang w:val="en-US"/>
+        </w:rPr>
         <w:t>sizning</w:t>
       </w:r>
       <w:proofErr w:type="spellEnd"/>
       <w:r>
-        <w:t xml:space="preserve"> </w:t>
-      </w:r>
-      <w:proofErr w:type="spellStart"/>
-      <w:r>
-        <w:t>Python</w:t>
-      </w:r>
-      <w:proofErr w:type="spellEnd"/>
-      <w:r>
-        <w:t xml:space="preserve"> versiyangiz va OS arxitekturangizga </w:t>
-      </w:r>
+        <w:rPr>
+          <w:lang w:val="en-US"/>
+        </w:rPr>
+        <w:t xml:space="preserve"> Python </w:t>
+      </w:r>
+      <w:proofErr w:type="spellStart"/>
+      <w:r>
+        <w:rPr>
+          <w:lang w:val="en-US"/>
+        </w:rPr>
+        <w:t>versiyangiz</w:t>
+      </w:r>
+      <w:proofErr w:type="spellEnd"/>
+      <w:r>
+        <w:rPr>
+          <w:lang w:val="en-US"/>
+        </w:rPr>
+        <w:t xml:space="preserve"> </w:t>
+      </w:r>
+      <w:proofErr w:type="spellStart"/>
+      <w:r>
+        <w:rPr>
+          <w:lang w:val="en-US"/>
+        </w:rPr>
+        <w:t>va</w:t>
+      </w:r>
+      <w:proofErr w:type="spellEnd"/>
+      <w:r>
+        <w:rPr>
+          <w:lang w:val="en-US"/>
+        </w:rPr>
+        <w:t xml:space="preserve"> OS </w:t>
+      </w:r>
+      <w:proofErr w:type="spellStart"/>
+      <w:r>
+        <w:rPr>
+          <w:lang w:val="en-US"/>
+        </w:rPr>
+        <w:t>arxitekturangizga</w:t>
+      </w:r>
+      <w:proofErr w:type="spellEnd"/>
+      <w:r>
+        <w:rPr>
+          <w:lang w:val="en-US"/>
+        </w:rPr>
+        <w:t xml:space="preserve"> </w:t>
+      </w:r>
+      <w:proofErr w:type="spellStart"/>
       <w:proofErr w:type="gramStart"/>
       <w:r>
-        <w:t xml:space="preserve">mos </w:t>
+        <w:rPr>
+          <w:lang w:val="en-US"/>
+        </w:rPr>
+        <w:t>mos</w:t>
+      </w:r>
+      <w:proofErr w:type="spellEnd"/>
+      <w:r>
+        <w:rPr>
+          <w:lang w:val="en-US"/>
+        </w:rPr>
+        <w:t xml:space="preserve"> </w:t>
       </w:r>
       <w:r>
         <w:rPr>
           <w:rStyle w:val="a6"/>
-        </w:rPr>
-        <w:t>.whl</w:t>
-      </w:r>
+          <w:lang w:val="en-US"/>
+        </w:rPr>
+        <w:t>.</w:t>
+      </w:r>
+      <w:proofErr w:type="spellStart"/>
+      <w:r>
+        <w:rPr>
+          <w:rStyle w:val="a6"/>
+          <w:lang w:val="en-US"/>
+        </w:rPr>
+        <w:t>whl</w:t>
+      </w:r>
+      <w:proofErr w:type="spellEnd"/>
       <w:proofErr w:type="gramEnd"/>
       <w:r>
-        <w:t xml:space="preserve"> fayllarni papkaga yuklab beradi.</w:t>
-      </w:r>
-      <w:r>
+        <w:rPr>
+          <w:lang w:val="en-US"/>
+        </w:rPr>
+        <w:t xml:space="preserve"> </w:t>
+      </w:r>
+      <w:proofErr w:type="spellStart"/>
+      <w:r>
+        <w:rPr>
+          <w:lang w:val="en-US"/>
+        </w:rPr>
+        <w:t>fayllarni</w:t>
+      </w:r>
+      <w:proofErr w:type="spellEnd"/>
+      <w:r>
+        <w:rPr>
+          <w:lang w:val="en-US"/>
+        </w:rPr>
+        <w:t xml:space="preserve"> </w:t>
+      </w:r>
+      <w:proofErr w:type="spellStart"/>
+      <w:r>
+        <w:rPr>
+          <w:lang w:val="en-US"/>
+        </w:rPr>
+        <w:t>papkaga</w:t>
+      </w:r>
+      <w:proofErr w:type="spellEnd"/>
+      <w:r>
+        <w:rPr>
+          <w:lang w:val="en-US"/>
+        </w:rPr>
+        <w:t xml:space="preserve"> </w:t>
+      </w:r>
+      <w:proofErr w:type="spellStart"/>
+      <w:r>
+        <w:rPr>
+          <w:lang w:val="en-US"/>
+        </w:rPr>
+        <w:t>yuklab</w:t>
+      </w:r>
+      <w:proofErr w:type="spellEnd"/>
+      <w:r>
+        <w:rPr>
+          <w:lang w:val="en-US"/>
+        </w:rPr>
+        <w:t xml:space="preserve"> </w:t>
+      </w:r>
+      <w:proofErr w:type="spellStart"/>
+      <w:r>
+        <w:rPr>
+          <w:lang w:val="en-US"/>
+        </w:rPr>
+        <w:t>beradi</w:t>
+      </w:r>
+      <w:proofErr w:type="spellEnd"/>
+      <w:r>
+        <w:rPr>
+          <w:lang w:val="en-US"/>
+        </w:rPr>
+        <w:t>.</w:t>
+      </w:r>
+      <w:r>
+        <w:rPr>
+          <w:lang w:val="en-US"/>
+        </w:rPr>
         <w:br/>
       </w:r>
       <w:r>
@@ -4778,23 +4905,7 @@
           <w:rStyle w:val="a6"/>
           <w:lang w:val="en-US"/>
         </w:rPr>
-        <w:t xml:space="preserve"> USB </w:t>
-      </w:r>
-      <w:proofErr w:type="spellStart"/>
-      <w:r>
-        <w:rPr>
-          <w:rStyle w:val="a6"/>
-          <w:lang w:val="en-US"/>
-        </w:rPr>
-        <w:t>ga</w:t>
-      </w:r>
-      <w:proofErr w:type="spellEnd"/>
-      <w:r>
-        <w:rPr>
-          <w:rStyle w:val="a6"/>
-          <w:lang w:val="en-US"/>
-        </w:rPr>
-        <w:t xml:space="preserve"> </w:t>
+        <w:t xml:space="preserve"> USB ga </w:t>
       </w:r>
       <w:proofErr w:type="spellStart"/>
       <w:proofErr w:type="gramStart"/>
@@ -5406,19 +5517,11 @@
       <w:r>
         <w:t xml:space="preserve">) </w:t>
       </w:r>
-      <w:proofErr w:type="spellStart"/>
       <w:r>
         <w:rPr>
           <w:rStyle w:val="a6"/>
         </w:rPr>
-        <w:t>Virtual</w:t>
-      </w:r>
-      <w:proofErr w:type="spellEnd"/>
-      <w:r>
-        <w:rPr>
-          <w:rStyle w:val="a6"/>
-        </w:rPr>
-        <w:t xml:space="preserve"> </w:t>
+        <w:t xml:space="preserve">Virtual </w:t>
       </w:r>
       <w:proofErr w:type="spellStart"/>
       <w:r>
@@ -7703,21 +7806,7 @@
         <w:rPr>
           <w:lang w:val="en-US"/>
         </w:rPr>
-        <w:t xml:space="preserve"> </w:t>
-      </w:r>
-      <w:proofErr w:type="spellStart"/>
-      <w:r>
-        <w:rPr>
-          <w:lang w:val="en-US"/>
-        </w:rPr>
-        <w:t>ga</w:t>
-      </w:r>
-      <w:proofErr w:type="spellEnd"/>
-      <w:r>
-        <w:rPr>
-          <w:lang w:val="en-US"/>
-        </w:rPr>
-        <w:t xml:space="preserve"> </w:t>
+        <w:t xml:space="preserve"> ga </w:t>
       </w:r>
       <w:proofErr w:type="spellStart"/>
       <w:r>
@@ -10012,7 +10101,23 @@
                 <w:rStyle w:val="a6"/>
                 <w:lang w:val="en-US"/>
               </w:rPr>
-              <w:t xml:space="preserve"> (har </w:t>
+              <w:t xml:space="preserve"> (</w:t>
+            </w:r>
+            <w:proofErr w:type="spellStart"/>
+            <w:r>
+              <w:rPr>
+                <w:rStyle w:val="a6"/>
+                <w:lang w:val="en-US"/>
+              </w:rPr>
+              <w:t>har</w:t>
+            </w:r>
+            <w:proofErr w:type="spellEnd"/>
+            <w:r>
+              <w:rPr>
+                <w:rStyle w:val="a6"/>
+                <w:lang w:val="en-US"/>
+              </w:rPr>
+              <w:t xml:space="preserve"> </w:t>
             </w:r>
             <w:proofErr w:type="spellStart"/>
             <w:r>
@@ -11100,7 +11205,25 @@
           <w:color w:val="auto"/>
           <w:lang w:val="en-US"/>
         </w:rPr>
-        <w:t xml:space="preserve"> — har </w:t>
+        <w:t xml:space="preserve"> — </w:t>
+      </w:r>
+      <w:proofErr w:type="spellStart"/>
+      <w:r>
+        <w:rPr>
+          <w:rFonts w:ascii="Times New Roman" w:hAnsi="Times New Roman" w:cs="Times New Roman"/>
+          <w:color w:val="auto"/>
+          <w:lang w:val="en-US"/>
+        </w:rPr>
+        <w:t>har</w:t>
+      </w:r>
+      <w:proofErr w:type="spellEnd"/>
+      <w:r>
+        <w:rPr>
+          <w:rFonts w:ascii="Times New Roman" w:hAnsi="Times New Roman" w:cs="Times New Roman"/>
+          <w:color w:val="auto"/>
+          <w:lang w:val="en-US"/>
+        </w:rPr>
+        <w:t xml:space="preserve"> </w:t>
       </w:r>
       <w:proofErr w:type="spellStart"/>
       <w:r>
@@ -12516,7 +12639,21 @@
         <w:rPr>
           <w:lang w:val="en-US"/>
         </w:rPr>
-        <w:t xml:space="preserve">: har </w:t>
+        <w:t xml:space="preserve">: </w:t>
+      </w:r>
+      <w:proofErr w:type="spellStart"/>
+      <w:r>
+        <w:rPr>
+          <w:lang w:val="en-US"/>
+        </w:rPr>
+        <w:t>har</w:t>
+      </w:r>
+      <w:proofErr w:type="spellEnd"/>
+      <w:r>
+        <w:rPr>
+          <w:lang w:val="en-US"/>
+        </w:rPr>
+        <w:t xml:space="preserve"> </w:t>
       </w:r>
       <w:proofErr w:type="spellStart"/>
       <w:r>
@@ -13206,8 +13343,6 @@
         </w:rPr>
         <w:t>.</w:t>
       </w:r>
-      <w:bookmarkStart w:id="1" w:name="_GoBack"/>
-      <w:bookmarkEnd w:id="1"/>
     </w:p>
     <w:p>
       <w:pPr>
@@ -16808,35 +16943,6 @@
           <w:lang w:val="en-US"/>
         </w:rPr>
       </w:pPr>
-      <w:r>
-        <w:rPr>
-          <w:lang w:val="en-US"/>
-        </w:rPr>
-        <w:br w:type="page"/>
-      </w:r>
-    </w:p>
-    <w:p>
-      <w:pPr>
-        <w:spacing w:before="120" w:after="120" w:line="259" w:lineRule="auto"/>
-        <w:rPr>
-          <w:lang w:val="en-US"/>
-        </w:rPr>
-      </w:pPr>
-    </w:p>
-    <w:p>
-      <w:pPr>
-        <w:spacing w:before="120" w:after="120" w:line="259" w:lineRule="auto"/>
-        <w:rPr>
-          <w:lang w:val="en-US"/>
-        </w:rPr>
-      </w:pPr>
-    </w:p>
-    <w:p>
-      <w:pPr>
-        <w:rPr>
-          <w:lang w:val="en-US"/>
-        </w:rPr>
-      </w:pPr>
     </w:p>
     <w:sectPr>
       <w:pgSz w:w="11906" w:h="16838"/>
@@ -16849,7 +16955,7 @@
 </file>
 
 <file path=word/numbering.xml><?xml version="1.0" encoding="utf-8"?>
-<w:numbering xmlns:wpc="http://schemas.microsoft.com/office/word/2010/wordprocessingCanvas" xmlns:cx="http://schemas.microsoft.com/office/drawing/2014/chartex" xmlns:cx1="http://schemas.microsoft.com/office/drawing/2015/9/8/chartex" xmlns:cx2="http://schemas.microsoft.com/office/drawing/2015/10/21/chartex" xmlns:cx3="http://schemas.microsoft.com/office/drawing/2016/5/9/chartex" xmlns:cx4="http://schemas.microsoft.com/office/drawing/2016/5/10/chartex" xmlns:cx5="http://schemas.microsoft.com/office/drawing/2016/5/11/chartex" xmlns:cx6="http://schemas.microsoft.com/office/drawing/2016/5/12/chartex" xmlns:cx7="http://schemas.microsoft.com/office/drawing/2016/5/13/chartex" xmlns:cx8="http://schemas.microsoft.com/office/drawing/2016/5/14/chartex" xmlns:mc="http://schemas.openxmlformats.org/markup-compatibility/2006" xmlns:aink="http://schemas.microsoft.com/office/drawing/2016/ink" xmlns:am3d="http://schemas.microsoft.com/office/drawing/2017/model3d" xmlns:o="urn:schemas-microsoft-com:office:office" xmlns:r="http://schemas.openxmlformats.org/officeDocument/2006/relationships" xmlns:m="http://schemas.openxmlformats.org/officeDocument/2006/math" xmlns:v="urn:schemas-microsoft-com:vml" xmlns:wp14="http://schemas.microsoft.com/office/word/2010/wordprocessingDrawing" xmlns:wp="http://schemas.openxmlformats.org/drawingml/2006/wordprocessingDrawing" xmlns:w10="urn:schemas-microsoft-com:office:word" xmlns:w="http://schemas.openxmlformats.org/wordprocessingml/2006/main" xmlns:w14="http://schemas.microsoft.com/office/word/2010/wordml" xmlns:w15="http://schemas.microsoft.com/office/word/2012/wordml" xmlns:w16cex="http://schemas.microsoft.com/office/word/2018/wordml/cex" xmlns:w16cid="http://schemas.microsoft.com/office/word/2016/wordml/cid" xmlns:w16="http://schemas.microsoft.com/office/word/2018/wordml" xmlns:w16se="http://schemas.microsoft.com/office/word/2015/wordml/symex" xmlns:wpg="http://schemas.microsoft.com/office/word/2010/wordprocessingGroup" xmlns:wpi="http://schemas.microsoft.com/office/word/2010/wordprocessingInk" xmlns:wne="http://schemas.microsoft.com/office/word/2006/wordml" xmlns:wps="http://schemas.microsoft.com/office/word/2010/wordprocessingShape" mc:Ignorable="w14 w15 w16se w16cid w16 w16cex wp14">
+<w:numbering xmlns:wpc="http://schemas.microsoft.com/office/word/2010/wordprocessingCanvas" xmlns:cx="http://schemas.microsoft.com/office/drawing/2014/chartex" xmlns:cx1="http://schemas.microsoft.com/office/drawing/2015/9/8/chartex" xmlns:cx2="http://schemas.microsoft.com/office/drawing/2015/10/21/chartex" xmlns:cx3="http://schemas.microsoft.com/office/drawing/2016/5/9/chartex" xmlns:cx4="http://schemas.microsoft.com/office/drawing/2016/5/10/chartex" xmlns:cx5="http://schemas.microsoft.com/office/drawing/2016/5/11/chartex" xmlns:cx6="http://schemas.microsoft.com/office/drawing/2016/5/12/chartex" xmlns:cx7="http://schemas.microsoft.com/office/drawing/2016/5/13/chartex" xmlns:cx8="http://schemas.microsoft.com/office/drawing/2016/5/14/chartex" xmlns:mc="http://schemas.openxmlformats.org/markup-compatibility/2006" xmlns:aink="http://schemas.microsoft.com/office/drawing/2016/ink" xmlns:am3d="http://schemas.microsoft.com/office/drawing/2017/model3d" xmlns:o="urn:schemas-microsoft-com:office:office" xmlns:r="http://schemas.openxmlformats.org/officeDocument/2006/relationships" xmlns:m="http://schemas.openxmlformats.org/officeDocument/2006/math" xmlns:v="urn:schemas-microsoft-com:vml" xmlns:wp14="http://schemas.microsoft.com/office/word/2010/wordprocessingDrawing" xmlns:wp="http://schemas.openxmlformats.org/drawingml/2006/wordprocessingDrawing" xmlns:w10="urn:schemas-microsoft-com:office:word" xmlns:w="http://schemas.openxmlformats.org/wordprocessingml/2006/main" xmlns:w14="http://schemas.microsoft.com/office/word/2010/wordml" xmlns:w15="http://schemas.microsoft.com/office/word/2012/wordml" xmlns:w16cex="http://schemas.microsoft.com/office/word/2018/wordml/cex" xmlns:w16cid="http://schemas.microsoft.com/office/word/2016/wordml/cid" xmlns:w16="http://schemas.microsoft.com/office/word/2018/wordml" xmlns:w16sdtdh="http://schemas.microsoft.com/office/word/2020/wordml/sdtdatahash" xmlns:w16se="http://schemas.microsoft.com/office/word/2015/wordml/symex" xmlns:wpg="http://schemas.microsoft.com/office/word/2010/wordprocessingGroup" xmlns:wpi="http://schemas.microsoft.com/office/word/2010/wordprocessingInk" xmlns:wne="http://schemas.microsoft.com/office/word/2006/wordml" xmlns:wps="http://schemas.microsoft.com/office/word/2010/wordprocessingShape" mc:Ignorable="w14 w15 w16se w16cid w16 w16cex w16sdtdh wp14">
   <w:abstractNum w:abstractNumId="0" w15:restartNumberingAfterBreak="0">
     <w:nsid w:val="0158313E"/>
     <w:multiLevelType w:val="multilevel"/>
@@ -19114,14 +19220,14 @@
 </file>
 
 <file path=word/styles.xml><?xml version="1.0" encoding="utf-8"?>
-<w:styles xmlns:mc="http://schemas.openxmlformats.org/markup-compatibility/2006" xmlns:r="http://schemas.openxmlformats.org/officeDocument/2006/relationships" xmlns:w="http://schemas.openxmlformats.org/wordprocessingml/2006/main" xmlns:w14="http://schemas.microsoft.com/office/word/2010/wordml" xmlns:w15="http://schemas.microsoft.com/office/word/2012/wordml" xmlns:w16cex="http://schemas.microsoft.com/office/word/2018/wordml/cex" xmlns:w16cid="http://schemas.microsoft.com/office/word/2016/wordml/cid" xmlns:w16="http://schemas.microsoft.com/office/word/2018/wordml" xmlns:w16se="http://schemas.microsoft.com/office/word/2015/wordml/symex" mc:Ignorable="w14 w15 w16se w16cid w16 w16cex">
+<w:styles xmlns:mc="http://schemas.openxmlformats.org/markup-compatibility/2006" xmlns:r="http://schemas.openxmlformats.org/officeDocument/2006/relationships" xmlns:w="http://schemas.openxmlformats.org/wordprocessingml/2006/main" xmlns:w14="http://schemas.microsoft.com/office/word/2010/wordml" xmlns:w15="http://schemas.microsoft.com/office/word/2012/wordml" xmlns:w16cex="http://schemas.microsoft.com/office/word/2018/wordml/cex" xmlns:w16cid="http://schemas.microsoft.com/office/word/2016/wordml/cid" xmlns:w16="http://schemas.microsoft.com/office/word/2018/wordml" xmlns:w16sdtdh="http://schemas.microsoft.com/office/word/2020/wordml/sdtdatahash" xmlns:w16se="http://schemas.microsoft.com/office/word/2015/wordml/symex" mc:Ignorable="w14 w15 w16se w16cid w16 w16cex w16sdtdh">
   <w:docDefaults>
     <w:rPrDefault>
       <w:rPr>
         <w:rFonts w:asciiTheme="minorHAnsi" w:eastAsiaTheme="minorHAnsi" w:hAnsiTheme="minorHAnsi" w:cstheme="minorBidi"/>
         <w:sz w:val="22"/>
         <w:szCs w:val="22"/>
-        <w:lang w:eastAsia="en-US" w:bidi="ar-SA"/>
+        <w:lang w:val="ru-RU" w:eastAsia="en-US" w:bidi="ar-SA"/>
       </w:rPr>
     </w:rPrDefault>
     <w:pPrDefault>
@@ -19519,7 +19625,7 @@
       <w:rFonts w:ascii="Times New Roman" w:eastAsia="Times New Roman" w:hAnsi="Times New Roman" w:cs="Times New Roman"/>
       <w:sz w:val="24"/>
       <w:szCs w:val="24"/>
-      <w:lang w:val="ru-RU" w:eastAsia="ru-RU"/>
+      <w:lang w:eastAsia="ru-RU"/>
     </w:rPr>
   </w:style>
   <w:style w:type="paragraph" w:styleId="1">
